--- a/TFT_prediction_remedy_plan/Modelling_post_research_poisson/Prediction_Stats.docx
+++ b/TFT_prediction_remedy_plan/Modelling_post_research_poisson/Prediction_Stats.docx
@@ -2,83 +2,462 @@
 <file path=word/document.xml><?xml version="1.0" encoding="utf-8"?>
 <w:document xmlns:wpc="http://schemas.microsoft.com/office/word/2010/wordprocessingCanvas" xmlns:cx="http://schemas.microsoft.com/office/drawing/2014/chartex" xmlns:cx1="http://schemas.microsoft.com/office/drawing/2015/9/8/chartex" xmlns:mc="http://schemas.openxmlformats.org/markup-compatibility/2006" xmlns:o="urn:schemas-microsoft-com:office:office" xmlns:r="http://schemas.openxmlformats.org/officeDocument/2006/relationships" xmlns:m="http://schemas.openxmlformats.org/officeDocument/2006/math" xmlns:v="urn:schemas-microsoft-com:vml" xmlns:wp14="http://schemas.microsoft.com/office/word/2010/wordprocessingDrawing" xmlns:wp="http://schemas.openxmlformats.org/drawingml/2006/wordprocessingDrawing" xmlns:w10="urn:schemas-microsoft-com:office:word" xmlns:w="http://schemas.openxmlformats.org/wordprocessingml/2006/main" xmlns:w14="http://schemas.microsoft.com/office/word/2010/wordml" xmlns:w15="http://schemas.microsoft.com/office/word/2012/wordml" xmlns:w16se="http://schemas.microsoft.com/office/word/2015/wordml/symex" xmlns:wpg="http://schemas.microsoft.com/office/word/2010/wordprocessingGroup" xmlns:wpi="http://schemas.microsoft.com/office/word/2010/wordprocessingInk" xmlns:wne="http://schemas.microsoft.com/office/word/2006/wordml" xmlns:wps="http://schemas.microsoft.com/office/word/2010/wordprocessingShape" mc:Ignorable="w14 w15 w16se wp14">
   <w:body>
-    <w:p>
-      <w:r>
-        <w:drawing>
-          <wp:inline distT="0" distB="0" distL="0" distR="0" wp14:anchorId="0A324D89" wp14:editId="4F215938">
-            <wp:extent cx="5731510" cy="1870075"/>
-            <wp:effectExtent l="0" t="0" r="2540" b="0"/>
-            <wp:docPr id="1" name="Picture 1"/>
-            <wp:cNvGraphicFramePr>
-              <a:graphicFrameLocks xmlns:a="http://schemas.openxmlformats.org/drawingml/2006/main" noChangeAspect="1"/>
-            </wp:cNvGraphicFramePr>
-            <a:graphic xmlns:a="http://schemas.openxmlformats.org/drawingml/2006/main">
-              <a:graphicData uri="http://schemas.openxmlformats.org/drawingml/2006/picture">
-                <pic:pic xmlns:pic="http://schemas.openxmlformats.org/drawingml/2006/picture">
-                  <pic:nvPicPr>
-                    <pic:cNvPr id="1" name=""/>
-                    <pic:cNvPicPr/>
-                  </pic:nvPicPr>
-                  <pic:blipFill>
-                    <a:blip r:embed="rId4"/>
-                    <a:stretch>
-                      <a:fillRect/>
-                    </a:stretch>
-                  </pic:blipFill>
-                  <pic:spPr>
-                    <a:xfrm>
-                      <a:off x="0" y="0"/>
-                      <a:ext cx="5731510" cy="1870075"/>
-                    </a:xfrm>
-                    <a:prstGeom prst="rect">
-                      <a:avLst/>
-                    </a:prstGeom>
-                  </pic:spPr>
-                </pic:pic>
-              </a:graphicData>
-            </a:graphic>
-          </wp:inline>
-        </w:drawing>
-      </w:r>
-    </w:p>
     <w:p/>
-    <w:p>
-      <w:r>
-        <w:drawing>
-          <wp:inline distT="0" distB="0" distL="0" distR="0" wp14:anchorId="552BA99D" wp14:editId="25D0A5EB">
-            <wp:extent cx="5731510" cy="1691005"/>
-            <wp:effectExtent l="0" t="0" r="2540" b="4445"/>
-            <wp:docPr id="2" name="Picture 2"/>
-            <wp:cNvGraphicFramePr>
-              <a:graphicFrameLocks xmlns:a="http://schemas.openxmlformats.org/drawingml/2006/main" noChangeAspect="1"/>
-            </wp:cNvGraphicFramePr>
-            <a:graphic xmlns:a="http://schemas.openxmlformats.org/drawingml/2006/main">
-              <a:graphicData uri="http://schemas.openxmlformats.org/drawingml/2006/picture">
-                <pic:pic xmlns:pic="http://schemas.openxmlformats.org/drawingml/2006/picture">
-                  <pic:nvPicPr>
-                    <pic:cNvPr id="1" name=""/>
-                    <pic:cNvPicPr/>
-                  </pic:nvPicPr>
-                  <pic:blipFill>
-                    <a:blip r:embed="rId5"/>
-                    <a:stretch>
-                      <a:fillRect/>
-                    </a:stretch>
-                  </pic:blipFill>
-                  <pic:spPr>
-                    <a:xfrm>
-                      <a:off x="0" y="0"/>
-                      <a:ext cx="5731510" cy="1691005"/>
-                    </a:xfrm>
-                    <a:prstGeom prst="rect">
-                      <a:avLst/>
-                    </a:prstGeom>
-                  </pic:spPr>
-                </pic:pic>
-              </a:graphicData>
-            </a:graphic>
-          </wp:inline>
-        </w:drawing>
+    <w:p/>
+    <w:p>
+      <w:r>
+        <w:t>======================================================================</w:t>
+      </w:r>
+    </w:p>
+    <w:p>
+      <w:r>
+        <w:t>1. WHERE THE FESTIVE ANCHOR FALLS EACH YEAR (from your own covariates)</w:t>
+      </w:r>
+    </w:p>
+    <w:p>
+      <w:r>
+        <w:t>======================================================================</w:t>
+      </w:r>
+    </w:p>
+    <w:p/>
+    <w:p>
+      <w:r>
+        <w:t xml:space="preserve">  N (day 0) falls on:</w:t>
+      </w:r>
+    </w:p>
+    <w:p>
+      <w:r>
+        <w:t xml:space="preserve">      2023-10-</w:t>
+      </w:r>
+      <w:proofErr w:type="gramStart"/>
+      <w:r>
+        <w:t>15  (</w:t>
+      </w:r>
+      <w:proofErr w:type="gramEnd"/>
+      <w:r>
+        <w:t>October)</w:t>
+      </w:r>
+    </w:p>
+    <w:p>
+      <w:r>
+        <w:t xml:space="preserve">      2024-10-</w:t>
+      </w:r>
+      <w:proofErr w:type="gramStart"/>
+      <w:r>
+        <w:t>03  (</w:t>
+      </w:r>
+      <w:proofErr w:type="gramEnd"/>
+      <w:r>
+        <w:t>October)</w:t>
+      </w:r>
+    </w:p>
+    <w:p>
+      <w:r>
+        <w:t xml:space="preserve">      2025-09-</w:t>
+      </w:r>
+      <w:proofErr w:type="gramStart"/>
+      <w:r>
+        <w:t>22  (</w:t>
+      </w:r>
+      <w:proofErr w:type="gramEnd"/>
+      <w:r>
+        <w:t>September)</w:t>
+      </w:r>
+    </w:p>
+    <w:p>
+      <w:r>
+        <w:t xml:space="preserve">      2026-10-</w:t>
+      </w:r>
+      <w:proofErr w:type="gramStart"/>
+      <w:r>
+        <w:t>11  (</w:t>
+      </w:r>
+      <w:proofErr w:type="gramEnd"/>
+      <w:r>
+        <w:t>October)</w:t>
+      </w:r>
+    </w:p>
+    <w:p/>
+    <w:p>
+      <w:r>
+        <w:t xml:space="preserve">  D (day 0) falls on:</w:t>
+      </w:r>
+    </w:p>
+    <w:p>
+      <w:r>
+        <w:t xml:space="preserve">      2023-11-</w:t>
+      </w:r>
+      <w:proofErr w:type="gramStart"/>
+      <w:r>
+        <w:t>12  (</w:t>
+      </w:r>
+      <w:proofErr w:type="gramEnd"/>
+      <w:r>
+        <w:t>November)</w:t>
+      </w:r>
+    </w:p>
+    <w:p>
+      <w:r>
+        <w:t xml:space="preserve">      2024-10-</w:t>
+      </w:r>
+      <w:proofErr w:type="gramStart"/>
+      <w:r>
+        <w:t>31  (</w:t>
+      </w:r>
+      <w:proofErr w:type="gramEnd"/>
+      <w:r>
+        <w:t>October)</w:t>
+      </w:r>
+    </w:p>
+    <w:p>
+      <w:r>
+        <w:t xml:space="preserve">      2025-10-</w:t>
+      </w:r>
+      <w:proofErr w:type="gramStart"/>
+      <w:r>
+        <w:t>20  (</w:t>
+      </w:r>
+      <w:proofErr w:type="gramEnd"/>
+      <w:r>
+        <w:t>October)</w:t>
+      </w:r>
+    </w:p>
+    <w:p>
+      <w:r>
+        <w:t xml:space="preserve">      2026-11-</w:t>
+      </w:r>
+      <w:proofErr w:type="gramStart"/>
+      <w:r>
+        <w:t>08  (</w:t>
+      </w:r>
+      <w:proofErr w:type="gramEnd"/>
+      <w:r>
+        <w:t>November)</w:t>
+      </w:r>
+    </w:p>
+    <w:p>
+      <w:r>
+        <w:t xml:space="preserve">  'C' not in calendar, skipping</w:t>
+      </w:r>
+    </w:p>
+    <w:p/>
+    <w:p>
+      <w:r>
+        <w:t xml:space="preserve">  READ THIS: if the anchor sat in OCTOBER for most training years but</w:t>
+      </w:r>
+    </w:p>
+    <w:p>
+      <w:r>
+        <w:t xml:space="preserve">  </w:t>
+      </w:r>
+      <w:proofErr w:type="gramStart"/>
+      <w:r>
+        <w:t>falls</w:t>
+      </w:r>
+      <w:proofErr w:type="gramEnd"/>
+      <w:r>
+        <w:t xml:space="preserve"> in NOVEMBER for 2026, any month-of-year feature will pull the</w:t>
+      </w:r>
+    </w:p>
+    <w:p>
+      <w:r>
+        <w:t xml:space="preserve">  </w:t>
+      </w:r>
+      <w:proofErr w:type="gramStart"/>
+      <w:r>
+        <w:t>predicted</w:t>
+      </w:r>
+      <w:proofErr w:type="gramEnd"/>
+      <w:r>
+        <w:t xml:space="preserve"> peak into October. That is a calendar </w:t>
+      </w:r>
+      <w:proofErr w:type="spellStart"/>
+      <w:r>
+        <w:t>artifact</w:t>
+      </w:r>
+      <w:proofErr w:type="spellEnd"/>
+      <w:r>
+        <w:t>, not demand.</w:t>
+      </w:r>
+    </w:p>
+    <w:p/>
+    <w:p>
+      <w:r>
+        <w:t>======================================================================</w:t>
+      </w:r>
+    </w:p>
+    <w:p>
+      <w:r>
+        <w:t>2. FORECAST SHAPE: daily total across the horizon</w:t>
+      </w:r>
+    </w:p>
+    <w:p>
+      <w:r>
+        <w:t>======================================================================</w:t>
+      </w:r>
+    </w:p>
+    <w:p/>
+    <w:p>
+      <w:r>
+        <w:t xml:space="preserve">  Monthly predicted totals:</w:t>
+      </w:r>
+    </w:p>
+    <w:p>
+      <w:r>
+        <w:t xml:space="preserve">    Sep 2026:      </w:t>
+      </w:r>
+      <w:proofErr w:type="gramStart"/>
+      <w:r>
+        <w:t>991,527  (</w:t>
+      </w:r>
+      <w:proofErr w:type="gramEnd"/>
+      <w:r>
+        <w:t xml:space="preserve">  9.92 lacs)</w:t>
+      </w:r>
+    </w:p>
+    <w:p>
+      <w:r>
+        <w:t xml:space="preserve">    Oct 2026:    </w:t>
+      </w:r>
+      <w:proofErr w:type="gramStart"/>
+      <w:r>
+        <w:t>1,232,018  (</w:t>
+      </w:r>
+      <w:proofErr w:type="gramEnd"/>
+      <w:r>
+        <w:t xml:space="preserve"> 12.32 lacs)</w:t>
+      </w:r>
+    </w:p>
+    <w:p>
+      <w:r>
+        <w:t xml:space="preserve">    Nov 2026:    </w:t>
+      </w:r>
+      <w:proofErr w:type="gramStart"/>
+      <w:r>
+        <w:t>1,082,307  (</w:t>
+      </w:r>
+      <w:proofErr w:type="gramEnd"/>
+      <w:r>
+        <w:t xml:space="preserve"> 10.82 lacs)</w:t>
+      </w:r>
+    </w:p>
+    <w:p>
+      <w:r>
+        <w:lastRenderedPageBreak/>
+        <w:t xml:space="preserve">    Dec 2026:      </w:t>
+      </w:r>
+      <w:proofErr w:type="gramStart"/>
+      <w:r>
+        <w:t>221,530  (</w:t>
+      </w:r>
+      <w:proofErr w:type="gramEnd"/>
+      <w:r>
+        <w:t xml:space="preserve">  2.22 lacs)</w:t>
+      </w:r>
+    </w:p>
+    <w:p>
+      <w:r>
+        <w:t xml:space="preserve">    TOTAL   :    </w:t>
+      </w:r>
+      <w:proofErr w:type="gramStart"/>
+      <w:r>
+        <w:t>3,527,383  (</w:t>
+      </w:r>
+      <w:proofErr w:type="gramEnd"/>
+      <w:r>
+        <w:t xml:space="preserve"> 35.27 lacs)</w:t>
+      </w:r>
+    </w:p>
+    <w:p/>
+    <w:p>
+      <w:r>
+        <w:t xml:space="preserve">  Predicted PEAK DAY: 2026-10-19 (October), 68,352 units</w:t>
+      </w:r>
+    </w:p>
+    <w:p>
+      <w:r>
+        <w:t xml:space="preserve">  2026 'D' anchor   : 2026-11-08</w:t>
+      </w:r>
+    </w:p>
+    <w:p>
+      <w:r>
+        <w:t xml:space="preserve">  Peak is -20 days from the anchor.</w:t>
+      </w:r>
+    </w:p>
+    <w:p>
+      <w:r>
+        <w:t xml:space="preserve">  &gt;&gt;&gt; PEAK IS MISALIGNED WITH THE FESTIVAL. The model is not</w:t>
+      </w:r>
+    </w:p>
+    <w:p>
+      <w:r>
+        <w:t xml:space="preserve">      </w:t>
+      </w:r>
+      <w:proofErr w:type="gramStart"/>
+      <w:r>
+        <w:t>following</w:t>
+      </w:r>
+      <w:proofErr w:type="gramEnd"/>
+      <w:r>
+        <w:t xml:space="preserve"> the D/N/C relative-day blocks. Suspect the</w:t>
+      </w:r>
+    </w:p>
+    <w:p>
+      <w:r>
+        <w:t xml:space="preserve">      </w:t>
+      </w:r>
+      <w:proofErr w:type="gramStart"/>
+      <w:r>
+        <w:t>month-of-year</w:t>
+      </w:r>
+      <w:proofErr w:type="gramEnd"/>
+      <w:r>
+        <w:t xml:space="preserve"> features are overriding them.</w:t>
+      </w:r>
+    </w:p>
+    <w:p/>
+    <w:p>
+      <w:r>
+        <w:t>======================================================================</w:t>
+      </w:r>
+    </w:p>
+    <w:p>
+      <w:r>
+        <w:t>3. SAME-WINDOW ACTUALS FROM PRIOR YEARS (level check)</w:t>
+      </w:r>
+    </w:p>
+    <w:p>
+      <w:r>
+        <w:t>======================================================================</w:t>
+      </w:r>
+    </w:p>
+    <w:p/>
+    <w:p>
+      <w:r>
+        <w:t xml:space="preserve">  Sep 1 - Dec 7 actual totals by year:</w:t>
+      </w:r>
+    </w:p>
+    <w:p>
+      <w:r>
+        <w:t xml:space="preserve">    2023:    1,884,511 </w:t>
+      </w:r>
+      <w:proofErr w:type="gramStart"/>
+      <w:r>
+        <w:t>( 18.85</w:t>
+      </w:r>
+      <w:proofErr w:type="gramEnd"/>
+      <w:r>
+        <w:t xml:space="preserve"> lacs) | peak 2023-11-10 (Nov) = 261,006</w:t>
+      </w:r>
+    </w:p>
+    <w:p>
+      <w:r>
+        <w:t xml:space="preserve">         Sep:    300,929 (3.01 lacs)</w:t>
+      </w:r>
+    </w:p>
+    <w:p>
+      <w:r>
+        <w:t xml:space="preserve">         Oct:    484,197 (4.84 lacs)</w:t>
+      </w:r>
+    </w:p>
+    <w:p>
+      <w:r>
+        <w:t xml:space="preserve">         Nov:  1,045,809 (10.46 lacs)</w:t>
+      </w:r>
+    </w:p>
+    <w:p>
+      <w:r>
+        <w:t xml:space="preserve">    2024:    2,014,089 </w:t>
+      </w:r>
+      <w:proofErr w:type="gramStart"/>
+      <w:r>
+        <w:t>( 20.14</w:t>
+      </w:r>
+      <w:proofErr w:type="gramEnd"/>
+      <w:r>
+        <w:t xml:space="preserve"> lacs) | peak 2024-10-29 (Oct) = 307,040</w:t>
+      </w:r>
+    </w:p>
+    <w:p>
+      <w:r>
+        <w:t xml:space="preserve">         Sep:    183,675 (1.84 lacs)</w:t>
+      </w:r>
+    </w:p>
+    <w:p>
+      <w:r>
+        <w:t xml:space="preserve">         Oct:  1,170,994 (11.71 lacs)</w:t>
+      </w:r>
+    </w:p>
+    <w:p>
+      <w:r>
+        <w:t xml:space="preserve">         Nov:    604,559 (6.05 lacs)</w:t>
+      </w:r>
+    </w:p>
+    <w:p>
+      <w:r>
+        <w:t xml:space="preserve">    2025:    2,255,534 </w:t>
+      </w:r>
+      <w:proofErr w:type="gramStart"/>
+      <w:r>
+        <w:t>( 22.56</w:t>
+      </w:r>
+      <w:proofErr w:type="gramEnd"/>
+      <w:r>
+        <w:t xml:space="preserve"> lacs) | peak 2025-10-18 (Oct) = 256,513</w:t>
+      </w:r>
+    </w:p>
+    <w:p>
+      <w:r>
+        <w:t xml:space="preserve">         Sep:    392,323 (3.92 lacs)</w:t>
+      </w:r>
+    </w:p>
+    <w:p>
+      <w:r>
+        <w:t xml:space="preserve">         Oct:  1,349,659 (13.50 lacs)</w:t>
+      </w:r>
+    </w:p>
+    <w:p>
+      <w:r>
+        <w:t xml:space="preserve">         Nov:    455,375 (4.55 lacs)</w:t>
+      </w:r>
+    </w:p>
+    <w:p/>
+    <w:p>
+      <w:r>
+        <w:t xml:space="preserve">  2026 PREDICTED: 3,527,383 (35.27 lacs)</w:t>
+      </w:r>
+    </w:p>
+    <w:p/>
+    <w:p>
+      <w:r>
+        <w:t xml:space="preserve">  READ THIS: compare the MONTHLY SPLIT, not just the totals. If 2026's</w:t>
+      </w:r>
+    </w:p>
+    <w:p>
+      <w:r>
+        <w:lastRenderedPageBreak/>
+        <w:t xml:space="preserve">  </w:t>
+      </w:r>
+      <w:proofErr w:type="gramStart"/>
+      <w:r>
+        <w:t>total</w:t>
+      </w:r>
+      <w:proofErr w:type="gramEnd"/>
+      <w:r>
+        <w:t xml:space="preserve"> is reasonable but Sep/Oct/Nov are distributed differently from</w:t>
+      </w:r>
+    </w:p>
+    <w:p>
+      <w:r>
+        <w:t xml:space="preserve">  </w:t>
+      </w:r>
+      <w:proofErr w:type="gramStart"/>
+      <w:r>
+        <w:t>the</w:t>
+      </w:r>
+      <w:proofErr w:type="gramEnd"/>
+      <w:r>
+        <w:t xml:space="preserve"> years whose Diwali fell in the same month, the problem is shape.</w:t>
       </w:r>
       <w:bookmarkStart w:id="0" w:name="_GoBack"/>
       <w:bookmarkEnd w:id="0"/>

--- a/TFT_prediction_remedy_plan/Modelling_post_research_poisson/Prediction_Stats.docx
+++ b/TFT_prediction_remedy_plan/Modelling_post_research_poisson/Prediction_Stats.docx
@@ -2,8 +2,6 @@
 <file path=word/document.xml><?xml version="1.0" encoding="utf-8"?>
 <w:document xmlns:wpc="http://schemas.microsoft.com/office/word/2010/wordprocessingCanvas" xmlns:cx="http://schemas.microsoft.com/office/drawing/2014/chartex" xmlns:cx1="http://schemas.microsoft.com/office/drawing/2015/9/8/chartex" xmlns:mc="http://schemas.openxmlformats.org/markup-compatibility/2006" xmlns:o="urn:schemas-microsoft-com:office:office" xmlns:r="http://schemas.openxmlformats.org/officeDocument/2006/relationships" xmlns:m="http://schemas.openxmlformats.org/officeDocument/2006/math" xmlns:v="urn:schemas-microsoft-com:vml" xmlns:wp14="http://schemas.microsoft.com/office/word/2010/wordprocessingDrawing" xmlns:wp="http://schemas.openxmlformats.org/drawingml/2006/wordprocessingDrawing" xmlns:w10="urn:schemas-microsoft-com:office:word" xmlns:w="http://schemas.openxmlformats.org/wordprocessingml/2006/main" xmlns:w14="http://schemas.microsoft.com/office/word/2010/wordml" xmlns:w15="http://schemas.microsoft.com/office/word/2012/wordml" xmlns:w16se="http://schemas.microsoft.com/office/word/2015/wordml/symex" xmlns:wpg="http://schemas.microsoft.com/office/word/2010/wordprocessingGroup" xmlns:wpi="http://schemas.microsoft.com/office/word/2010/wordprocessingInk" xmlns:wne="http://schemas.microsoft.com/office/word/2006/wordml" xmlns:wps="http://schemas.microsoft.com/office/word/2010/wordprocessingShape" mc:Ignorable="w14 w15 w16se wp14">
   <w:body>
-    <w:p/>
-    <w:p/>
     <w:p>
       <w:r>
         <w:t>======================================================================</w:t>
@@ -11,7 +9,7 @@
     </w:p>
     <w:p>
       <w:r>
-        <w:t>1. WHERE THE FESTIVE ANCHOR FALLS EACH YEAR (from your own covariates)</w:t>
+        <w:t>shared_cov.pkl (what inference uses)</w:t>
       </w:r>
     </w:p>
     <w:p>
@@ -19,131 +17,46 @@
         <w:t>======================================================================</w:t>
       </w:r>
     </w:p>
-    <w:p/>
-    <w:p>
-      <w:r>
-        <w:t xml:space="preserve">  N (day 0) falls on:</w:t>
-      </w:r>
-    </w:p>
-    <w:p>
-      <w:r>
-        <w:t xml:space="preserve">      2023-10-</w:t>
-      </w:r>
-      <w:proofErr w:type="gramStart"/>
-      <w:r>
-        <w:t>15  (</w:t>
-      </w:r>
-      <w:proofErr w:type="gramEnd"/>
-      <w:r>
-        <w:t>October)</w:t>
-      </w:r>
-    </w:p>
-    <w:p>
-      <w:r>
-        <w:t xml:space="preserve">      2024-10-</w:t>
-      </w:r>
-      <w:proofErr w:type="gramStart"/>
-      <w:r>
-        <w:t>03  (</w:t>
-      </w:r>
-      <w:proofErr w:type="gramEnd"/>
-      <w:r>
-        <w:t>October)</w:t>
-      </w:r>
-    </w:p>
-    <w:p>
-      <w:r>
-        <w:t xml:space="preserve">      2025-09-</w:t>
-      </w:r>
-      <w:proofErr w:type="gramStart"/>
-      <w:r>
-        <w:t>22  (</w:t>
-      </w:r>
-      <w:proofErr w:type="gramEnd"/>
-      <w:r>
-        <w:t>September)</w:t>
-      </w:r>
-    </w:p>
-    <w:p>
-      <w:r>
-        <w:t xml:space="preserve">      2026-10-</w:t>
-      </w:r>
-      <w:proofErr w:type="gramStart"/>
-      <w:r>
-        <w:t>11  (</w:t>
-      </w:r>
-      <w:proofErr w:type="gramEnd"/>
-      <w:r>
-        <w:t>October)</w:t>
-      </w:r>
-    </w:p>
-    <w:p/>
-    <w:p>
-      <w:r>
-        <w:t xml:space="preserve">  D (day 0) falls on:</w:t>
-      </w:r>
-    </w:p>
-    <w:p>
-      <w:r>
-        <w:t xml:space="preserve">      2023-11-</w:t>
-      </w:r>
-      <w:proofErr w:type="gramStart"/>
-      <w:r>
-        <w:t>12  (</w:t>
-      </w:r>
-      <w:proofErr w:type="gramEnd"/>
-      <w:r>
-        <w:t>November)</w:t>
-      </w:r>
-    </w:p>
-    <w:p>
-      <w:r>
-        <w:t xml:space="preserve">      2024-10-</w:t>
-      </w:r>
-      <w:proofErr w:type="gramStart"/>
-      <w:r>
-        <w:t>31  (</w:t>
-      </w:r>
-      <w:proofErr w:type="gramEnd"/>
-      <w:r>
-        <w:t>October)</w:t>
-      </w:r>
-    </w:p>
-    <w:p>
-      <w:r>
-        <w:t xml:space="preserve">      2025-10-</w:t>
-      </w:r>
-      <w:proofErr w:type="gramStart"/>
-      <w:r>
-        <w:t>20  (</w:t>
-      </w:r>
-      <w:proofErr w:type="gramEnd"/>
-      <w:r>
-        <w:t>October)</w:t>
-      </w:r>
-    </w:p>
-    <w:p>
-      <w:r>
-        <w:t xml:space="preserve">      2026-11-</w:t>
-      </w:r>
-      <w:proofErr w:type="gramStart"/>
-      <w:r>
-        <w:t>08  (</w:t>
-      </w:r>
-      <w:proofErr w:type="gramEnd"/>
-      <w:r>
-        <w:t>November)</w:t>
-      </w:r>
-    </w:p>
-    <w:p>
-      <w:r>
-        <w:t xml:space="preserve">  'C' not in calendar, skipping</w:t>
-      </w:r>
-    </w:p>
-    <w:p/>
-    <w:p>
-      <w:r>
-        <w:t xml:space="preserve">  READ THIS: if the anchor sat in OCTOBER for most training years but</w:t>
+    <w:p>
+      <w:r>
+        <w:t xml:space="preserve">Date </w:t>
+      </w:r>
+      <w:proofErr w:type="gramStart"/>
+      <w:r>
+        <w:t>range :</w:t>
+      </w:r>
+      <w:proofErr w:type="gramEnd"/>
+      <w:r>
+        <w:t xml:space="preserve"> 2023-04-01 -&gt; 2026-12-07</w:t>
+      </w:r>
+    </w:p>
+    <w:p>
+      <w:r>
+        <w:t>Columns    : 61</w:t>
+      </w:r>
+    </w:p>
+    <w:p>
+      <w:r>
+        <w:t>Rows in Sep 1 - Dec 7 2026: 98 (expected 98)</w:t>
+      </w:r>
+    </w:p>
+    <w:p>
+      <w:r>
+        <w:t xml:space="preserve">NaN </w:t>
+      </w:r>
+      <w:proofErr w:type="gramStart"/>
+      <w:r>
+        <w:t>check :</w:t>
+      </w:r>
+      <w:proofErr w:type="gramEnd"/>
+      <w:r>
+        <w:t xml:space="preserve"> clean</w:t>
+      </w:r>
+    </w:p>
+    <w:p/>
+    <w:p>
+      <w:r>
+        <w:t>N block: 27/27 columns present</w:t>
       </w:r>
     </w:p>
     <w:p>
@@ -152,11 +65,22 @@
       </w:r>
       <w:proofErr w:type="gramStart"/>
       <w:r>
-        <w:t>falls</w:t>
-      </w:r>
-      <w:proofErr w:type="gramEnd"/>
-      <w:r>
-        <w:t xml:space="preserve"> in NOVEMBER for 2026, any month-of-year feature will pull the</w:t>
+        <w:t>columns</w:t>
+      </w:r>
+      <w:proofErr w:type="gramEnd"/>
+      <w:r>
+        <w:t xml:space="preserve"> with a non-zero day in the window: 27/27</w:t>
+      </w:r>
+    </w:p>
+    <w:p>
+      <w:r>
+        <w:t xml:space="preserve">  OK: every column fires at least once.</w:t>
+      </w:r>
+    </w:p>
+    <w:p/>
+    <w:p>
+      <w:r>
+        <w:t>D block: 10/10 columns present</w:t>
       </w:r>
     </w:p>
     <w:p>
@@ -165,19 +89,78 @@
       </w:r>
       <w:proofErr w:type="gramStart"/>
       <w:r>
-        <w:t>predicted</w:t>
-      </w:r>
-      <w:proofErr w:type="gramEnd"/>
-      <w:r>
-        <w:t xml:space="preserve"> peak into October. That is a calendar </w:t>
-      </w:r>
-      <w:proofErr w:type="spellStart"/>
-      <w:r>
-        <w:t>artifact</w:t>
-      </w:r>
-      <w:proofErr w:type="spellEnd"/>
-      <w:r>
-        <w:t>, not demand.</w:t>
+        <w:t>columns</w:t>
+      </w:r>
+      <w:proofErr w:type="gramEnd"/>
+      <w:r>
+        <w:t xml:space="preserve"> with a non-zero day in the window: 10/10</w:t>
+      </w:r>
+    </w:p>
+    <w:p>
+      <w:r>
+        <w:t xml:space="preserve">  OK: every column fires at least once.</w:t>
+      </w:r>
+    </w:p>
+    <w:p/>
+    <w:p>
+      <w:r>
+        <w:t>'N' day-0 in window: ['2026-10-11']</w:t>
+      </w:r>
+    </w:p>
+    <w:p/>
+    <w:p>
+      <w:r>
+        <w:t>'D' day-0 in window: ['2026-11-08']</w:t>
+      </w:r>
+    </w:p>
+    <w:p/>
+    <w:p>
+      <w:r>
+        <w:t>Days in the window with NO festive flag: 63/98</w:t>
+      </w:r>
+    </w:p>
+    <w:p>
+      <w:r>
+        <w:t xml:space="preserve">  </w:t>
+      </w:r>
+      <w:proofErr w:type="gramStart"/>
+      <w:r>
+        <w:t>first</w:t>
+      </w:r>
+      <w:proofErr w:type="gramEnd"/>
+      <w:r>
+        <w:t>: 2026-09-01   last: 2026-12-07</w:t>
+      </w:r>
+    </w:p>
+    <w:p>
+      <w:r>
+        <w:t xml:space="preserve">  </w:t>
+      </w:r>
+      <w:proofErr w:type="gramStart"/>
+      <w:r>
+        <w:t>of</w:t>
+      </w:r>
+      <w:proofErr w:type="gramEnd"/>
+      <w:r>
+        <w:t xml:space="preserve"> those, 25 fall in September (2026-09-01 to 2026-09-25)</w:t>
+      </w:r>
+    </w:p>
+    <w:p>
+      <w:r>
+        <w:t xml:space="preserve">  On these days the model has no festive signal and can only</w:t>
+      </w:r>
+    </w:p>
+    <w:p>
+      <w:r>
+        <w:t xml:space="preserve">  </w:t>
+      </w:r>
+      <w:proofErr w:type="gramStart"/>
+      <w:r>
+        <w:t>extrapolate</w:t>
+      </w:r>
+      <w:proofErr w:type="gramEnd"/>
+      <w:r>
+        <w:t xml:space="preserve"> the baseline from the encoder.</w:t>
       </w:r>
     </w:p>
     <w:p/>
@@ -188,7 +171,7 @@
     </w:p>
     <w:p>
       <w:r>
-        <w:t>2. FORECAST SHAPE: daily total across the horizon</w:t>
+        <w:t>shared_calendar.parquet (source)</w:t>
       </w:r>
     </w:p>
     <w:p>
@@ -196,123 +179,151 @@
         <w:t>======================================================================</w:t>
       </w:r>
     </w:p>
-    <w:p/>
-    <w:p>
-      <w:r>
-        <w:t xml:space="preserve">  Monthly predicted totals:</w:t>
-      </w:r>
-    </w:p>
-    <w:p>
-      <w:r>
-        <w:t xml:space="preserve">    Sep 2026:      </w:t>
-      </w:r>
-      <w:proofErr w:type="gramStart"/>
-      <w:r>
-        <w:t>991,527  (</w:t>
-      </w:r>
-      <w:proofErr w:type="gramEnd"/>
-      <w:r>
-        <w:t xml:space="preserve">  9.92 lacs)</w:t>
-      </w:r>
-    </w:p>
-    <w:p>
-      <w:r>
-        <w:t xml:space="preserve">    Oct 2026:    </w:t>
-      </w:r>
-      <w:proofErr w:type="gramStart"/>
-      <w:r>
-        <w:t>1,232,018  (</w:t>
-      </w:r>
-      <w:proofErr w:type="gramEnd"/>
-      <w:r>
-        <w:t xml:space="preserve"> 12.32 lacs)</w:t>
-      </w:r>
-    </w:p>
-    <w:p>
-      <w:r>
-        <w:t xml:space="preserve">    Nov 2026:    </w:t>
-      </w:r>
-      <w:proofErr w:type="gramStart"/>
-      <w:r>
-        <w:t>1,082,307  (</w:t>
-      </w:r>
-      <w:proofErr w:type="gramEnd"/>
-      <w:r>
-        <w:t xml:space="preserve"> 10.82 lacs)</w:t>
+    <w:p>
+      <w:r>
+        <w:t xml:space="preserve">Date </w:t>
+      </w:r>
+      <w:proofErr w:type="gramStart"/>
+      <w:r>
+        <w:t>range :</w:t>
+      </w:r>
+      <w:proofErr w:type="gramEnd"/>
+      <w:r>
+        <w:t xml:space="preserve"> 2023-04-01 -&gt; 2026-12-07</w:t>
+      </w:r>
+    </w:p>
+    <w:p>
+      <w:r>
+        <w:t>Columns    : 61</w:t>
       </w:r>
     </w:p>
     <w:p>
       <w:r>
         <w:lastRenderedPageBreak/>
-        <w:t xml:space="preserve">    Dec 2026:      </w:t>
-      </w:r>
-      <w:proofErr w:type="gramStart"/>
-      <w:r>
-        <w:t>221,530  (</w:t>
-      </w:r>
-      <w:proofErr w:type="gramEnd"/>
-      <w:r>
-        <w:t xml:space="preserve">  2.22 lacs)</w:t>
-      </w:r>
-    </w:p>
-    <w:p>
-      <w:r>
-        <w:t xml:space="preserve">    TOTAL   :    </w:t>
-      </w:r>
-      <w:proofErr w:type="gramStart"/>
-      <w:r>
-        <w:t>3,527,383  (</w:t>
-      </w:r>
-      <w:proofErr w:type="gramEnd"/>
-      <w:r>
-        <w:t xml:space="preserve"> 35.27 lacs)</w:t>
-      </w:r>
-    </w:p>
-    <w:p/>
-    <w:p>
-      <w:r>
-        <w:t xml:space="preserve">  Predicted PEAK DAY: 2026-10-19 (October), 68,352 units</w:t>
-      </w:r>
-    </w:p>
-    <w:p>
-      <w:r>
-        <w:t xml:space="preserve">  2026 'D' anchor   : 2026-11-08</w:t>
-      </w:r>
-    </w:p>
-    <w:p>
-      <w:r>
-        <w:t xml:space="preserve">  Peak is -20 days from the anchor.</w:t>
-      </w:r>
-    </w:p>
-    <w:p>
-      <w:r>
-        <w:t xml:space="preserve">  &gt;&gt;&gt; PEAK IS MISALIGNED WITH THE FESTIVAL. The model is not</w:t>
-      </w:r>
-    </w:p>
-    <w:p>
-      <w:r>
-        <w:t xml:space="preserve">      </w:t>
-      </w:r>
-      <w:proofErr w:type="gramStart"/>
-      <w:r>
-        <w:t>following</w:t>
-      </w:r>
-      <w:proofErr w:type="gramEnd"/>
-      <w:r>
-        <w:t xml:space="preserve"> the D/N/C relative-day blocks. Suspect the</w:t>
-      </w:r>
-    </w:p>
-    <w:p>
-      <w:r>
-        <w:t xml:space="preserve">      </w:t>
-      </w:r>
-      <w:proofErr w:type="gramStart"/>
-      <w:r>
-        <w:t>month-of-year</w:t>
-      </w:r>
-      <w:proofErr w:type="gramEnd"/>
-      <w:r>
-        <w:t xml:space="preserve"> features are overriding them.</w:t>
+        <w:t>Rows in Sep 1 - Dec 7 2026: 98 (expected 98)</w:t>
+      </w:r>
+    </w:p>
+    <w:p>
+      <w:r>
+        <w:t xml:space="preserve">NaN </w:t>
+      </w:r>
+      <w:proofErr w:type="gramStart"/>
+      <w:r>
+        <w:t>check :</w:t>
+      </w:r>
+      <w:proofErr w:type="gramEnd"/>
+      <w:r>
+        <w:t xml:space="preserve"> clean</w:t>
+      </w:r>
+    </w:p>
+    <w:p/>
+    <w:p>
+      <w:r>
+        <w:t>N block: 27/27 columns present</w:t>
+      </w:r>
+    </w:p>
+    <w:p>
+      <w:r>
+        <w:t xml:space="preserve">  </w:t>
+      </w:r>
+      <w:proofErr w:type="gramStart"/>
+      <w:r>
+        <w:t>columns</w:t>
+      </w:r>
+      <w:proofErr w:type="gramEnd"/>
+      <w:r>
+        <w:t xml:space="preserve"> with a non-zero day in the window: 27/27</w:t>
+      </w:r>
+    </w:p>
+    <w:p>
+      <w:r>
+        <w:t xml:space="preserve">  OK: every column fires at least once.</w:t>
+      </w:r>
+    </w:p>
+    <w:p/>
+    <w:p>
+      <w:r>
+        <w:t>D block: 10/10 columns present</w:t>
+      </w:r>
+    </w:p>
+    <w:p>
+      <w:r>
+        <w:t xml:space="preserve">  </w:t>
+      </w:r>
+      <w:proofErr w:type="gramStart"/>
+      <w:r>
+        <w:t>columns</w:t>
+      </w:r>
+      <w:proofErr w:type="gramEnd"/>
+      <w:r>
+        <w:t xml:space="preserve"> with a non-zero day in the window: 10/10</w:t>
+      </w:r>
+    </w:p>
+    <w:p>
+      <w:r>
+        <w:t xml:space="preserve">  OK: every column fires at least once.</w:t>
+      </w:r>
+    </w:p>
+    <w:p/>
+    <w:p>
+      <w:r>
+        <w:t>'N' day-0 in window: ['2026-10-11']</w:t>
+      </w:r>
+    </w:p>
+    <w:p/>
+    <w:p>
+      <w:r>
+        <w:t>'D' day-0 in window: ['2026-11-08']</w:t>
+      </w:r>
+    </w:p>
+    <w:p/>
+    <w:p>
+      <w:r>
+        <w:t>Days in the window with NO festive flag: 63/98</w:t>
+      </w:r>
+    </w:p>
+    <w:p>
+      <w:r>
+        <w:t xml:space="preserve">  </w:t>
+      </w:r>
+      <w:proofErr w:type="gramStart"/>
+      <w:r>
+        <w:t>first</w:t>
+      </w:r>
+      <w:proofErr w:type="gramEnd"/>
+      <w:r>
+        <w:t>: 2026-09-01   last: 2026-12-07</w:t>
+      </w:r>
+    </w:p>
+    <w:p>
+      <w:r>
+        <w:t xml:space="preserve">  </w:t>
+      </w:r>
+      <w:proofErr w:type="gramStart"/>
+      <w:r>
+        <w:t>of</w:t>
+      </w:r>
+      <w:proofErr w:type="gramEnd"/>
+      <w:r>
+        <w:t xml:space="preserve"> those, 25 fall in September (2026-09-01 to 2026-09-25)</w:t>
+      </w:r>
+    </w:p>
+    <w:p>
+      <w:r>
+        <w:t xml:space="preserve">  On these days the model has no festive signal and can only</w:t>
+      </w:r>
+    </w:p>
+    <w:p>
+      <w:r>
+        <w:t xml:space="preserve">  </w:t>
+      </w:r>
+      <w:proofErr w:type="gramStart"/>
+      <w:r>
+        <w:t>extrapolate</w:t>
+      </w:r>
+      <w:proofErr w:type="gramEnd"/>
+      <w:r>
+        <w:t xml:space="preserve"> the baseline from the encoder.</w:t>
       </w:r>
     </w:p>
     <w:p/>
@@ -323,7 +334,7 @@
     </w:p>
     <w:p>
       <w:r>
-        <w:t>3. SAME-WINDOW ACTUALS FROM PRIOR YEARS (level check)</w:t>
+        <w:t>DO THE TWO ARTIFACTS AGREE?</w:t>
       </w:r>
     </w:p>
     <w:p>
@@ -331,133 +342,9 @@
         <w:t>======================================================================</w:t>
       </w:r>
     </w:p>
-    <w:p/>
-    <w:p>
-      <w:r>
-        <w:t xml:space="preserve">  Sep 1 - Dec 7 actual totals by year:</w:t>
-      </w:r>
-    </w:p>
-    <w:p>
-      <w:r>
-        <w:t xml:space="preserve">    2023:    1,884,511 </w:t>
-      </w:r>
-      <w:proofErr w:type="gramStart"/>
-      <w:r>
-        <w:t>( 18.85</w:t>
-      </w:r>
-      <w:proofErr w:type="gramEnd"/>
-      <w:r>
-        <w:t xml:space="preserve"> lacs) | peak 2023-11-10 (Nov) = 261,006</w:t>
-      </w:r>
-    </w:p>
-    <w:p>
-      <w:r>
-        <w:t xml:space="preserve">         Sep:    300,929 (3.01 lacs)</w:t>
-      </w:r>
-    </w:p>
-    <w:p>
-      <w:r>
-        <w:t xml:space="preserve">         Oct:    484,197 (4.84 lacs)</w:t>
-      </w:r>
-    </w:p>
-    <w:p>
-      <w:r>
-        <w:t xml:space="preserve">         Nov:  1,045,809 (10.46 lacs)</w:t>
-      </w:r>
-    </w:p>
-    <w:p>
-      <w:r>
-        <w:t xml:space="preserve">    2024:    2,014,089 </w:t>
-      </w:r>
-      <w:proofErr w:type="gramStart"/>
-      <w:r>
-        <w:t>( 20.14</w:t>
-      </w:r>
-      <w:proofErr w:type="gramEnd"/>
-      <w:r>
-        <w:t xml:space="preserve"> lacs) | peak 2024-10-29 (Oct) = 307,040</w:t>
-      </w:r>
-    </w:p>
-    <w:p>
-      <w:r>
-        <w:t xml:space="preserve">         Sep:    183,675 (1.84 lacs)</w:t>
-      </w:r>
-    </w:p>
-    <w:p>
-      <w:r>
-        <w:t xml:space="preserve">         Oct:  1,170,994 (11.71 lacs)</w:t>
-      </w:r>
-    </w:p>
-    <w:p>
-      <w:r>
-        <w:t xml:space="preserve">         Nov:    604,559 (6.05 lacs)</w:t>
-      </w:r>
-    </w:p>
-    <w:p>
-      <w:r>
-        <w:t xml:space="preserve">    2025:    2,255,534 </w:t>
-      </w:r>
-      <w:proofErr w:type="gramStart"/>
-      <w:r>
-        <w:t>( 22.56</w:t>
-      </w:r>
-      <w:proofErr w:type="gramEnd"/>
-      <w:r>
-        <w:t xml:space="preserve"> lacs) | peak 2025-10-18 (Oct) = 256,513</w:t>
-      </w:r>
-    </w:p>
-    <w:p>
-      <w:r>
-        <w:t xml:space="preserve">         Sep:    392,323 (3.92 lacs)</w:t>
-      </w:r>
-    </w:p>
-    <w:p>
-      <w:r>
-        <w:t xml:space="preserve">         Oct:  1,349,659 (13.50 lacs)</w:t>
-      </w:r>
-    </w:p>
-    <w:p>
-      <w:r>
-        <w:t xml:space="preserve">         Nov:    455,375 (4.55 lacs)</w:t>
-      </w:r>
-    </w:p>
-    <w:p/>
-    <w:p>
-      <w:r>
-        <w:t xml:space="preserve">  2026 PREDICTED: 3,527,383 (35.27 lacs)</w:t>
-      </w:r>
-    </w:p>
-    <w:p/>
-    <w:p>
-      <w:r>
-        <w:t xml:space="preserve">  READ THIS: compare the MONTHLY SPLIT, not just the totals. If 2026's</w:t>
-      </w:r>
-    </w:p>
-    <w:p>
-      <w:r>
-        <w:lastRenderedPageBreak/>
-        <w:t xml:space="preserve">  </w:t>
-      </w:r>
-      <w:proofErr w:type="gramStart"/>
-      <w:r>
-        <w:t>total</w:t>
-      </w:r>
-      <w:proofErr w:type="gramEnd"/>
-      <w:r>
-        <w:t xml:space="preserve"> is reasonable but Sep/Oct/Nov are distributed differently from</w:t>
-      </w:r>
-    </w:p>
-    <w:p>
-      <w:r>
-        <w:t xml:space="preserve">  </w:t>
-      </w:r>
-      <w:proofErr w:type="gramStart"/>
-      <w:r>
-        <w:t>the</w:t>
-      </w:r>
-      <w:proofErr w:type="gramEnd"/>
-      <w:r>
-        <w:t xml:space="preserve"> years whose Diwali fell in the same month, the problem is shape.</w:t>
+    <w:p>
+      <w:r>
+        <w:t>Values identical in the forecast window: True</w:t>
       </w:r>
       <w:bookmarkStart w:id="0" w:name="_GoBack"/>
       <w:bookmarkEnd w:id="0"/>
